--- a/backend/staging/pc72/CASE-20260611112047-FF58/intelligent_charge_sheet.docx
+++ b/backend/staging/pc72/CASE-20260611112047-FF58/intelligent_charge_sheet.docx
@@ -132,7 +132,7 @@
                 <w:i w:val="0"/>
                 <w:sz w:val="20"/>
               </w:rPr>
-              <w:t>Please verify these 8 flagged item(s) before approval:</w:t>
+              <w:t>Please verify these 3 flagged item(s) before approval:</w:t>
             </w:r>
           </w:p>
           <w:p>
@@ -147,7 +147,7 @@
                 <w:i w:val="0"/>
                 <w:sz w:val="20"/>
               </w:rPr>
-              <w:t>• accused[0].name</w:t>
+              <w:t>• accused[0].name: Verify the name of the accused driver.</w:t>
             </w:r>
           </w:p>
           <w:p>
@@ -162,7 +162,7 @@
                 <w:i w:val="0"/>
                 <w:sz w:val="20"/>
               </w:rPr>
-              <w:t>• accused[0].father</w:t>
+              <w:t>• witnesses[1].age: Verify the age of LW-2 Gudise Rama Krishna.</w:t>
             </w:r>
           </w:p>
           <w:p>
@@ -177,82 +177,7 @@
                 <w:i w:val="0"/>
                 <w:sz w:val="20"/>
               </w:rPr>
-              <w:t>• accused[0].age</w:t>
-            </w:r>
-          </w:p>
-          <w:p>
-            <w:pPr>
-              <w:spacing w:after="0"/>
-              <w:ind w:left="340"/>
-            </w:pPr>
-            <w:r>
-              <w:rPr>
-                <w:rFonts w:ascii="Times New Roman" w:hAnsi="Times New Roman" w:cs="Times New Roman"/>
-                <w:b w:val="0"/>
-                <w:i w:val="0"/>
-                <w:sz w:val="20"/>
-              </w:rPr>
-              <w:t>• accused[0].caste</w:t>
-            </w:r>
-          </w:p>
-          <w:p>
-            <w:pPr>
-              <w:spacing w:after="0"/>
-              <w:ind w:left="340"/>
-            </w:pPr>
-            <w:r>
-              <w:rPr>
-                <w:rFonts w:ascii="Times New Roman" w:hAnsi="Times New Roman" w:cs="Times New Roman"/>
-                <w:b w:val="0"/>
-                <w:i w:val="0"/>
-                <w:sz w:val="20"/>
-              </w:rPr>
-              <w:t>• accused[0].occupation</w:t>
-            </w:r>
-          </w:p>
-          <w:p>
-            <w:pPr>
-              <w:spacing w:after="0"/>
-              <w:ind w:left="340"/>
-            </w:pPr>
-            <w:r>
-              <w:rPr>
-                <w:rFonts w:ascii="Times New Roman" w:hAnsi="Times New Roman" w:cs="Times New Roman"/>
-                <w:b w:val="0"/>
-                <w:i w:val="0"/>
-                <w:sz w:val="20"/>
-              </w:rPr>
-              <w:t>• accused[0].address</w:t>
-            </w:r>
-          </w:p>
-          <w:p>
-            <w:pPr>
-              <w:spacing w:after="0"/>
-              <w:ind w:left="340"/>
-            </w:pPr>
-            <w:r>
-              <w:rPr>
-                <w:rFonts w:ascii="Times New Roman" w:hAnsi="Times New Roman" w:cs="Times New Roman"/>
-                <w:b w:val="0"/>
-                <w:i w:val="0"/>
-                <w:sz w:val="20"/>
-              </w:rPr>
-              <w:t>• accused[0].phone</w:t>
-            </w:r>
-          </w:p>
-          <w:p>
-            <w:pPr>
-              <w:spacing w:after="0"/>
-              <w:ind w:left="340"/>
-            </w:pPr>
-            <w:r>
-              <w:rPr>
-                <w:rFonts w:ascii="Times New Roman" w:hAnsi="Times New Roman" w:cs="Times New Roman"/>
-                <w:b w:val="0"/>
-                <w:i w:val="0"/>
-                <w:sz w:val="20"/>
-              </w:rPr>
-              <w:t>• witnesses[1].age</w:t>
+              <w:t>• property_recovered: Ensure no property was recovered.</w:t>
             </w:r>
           </w:p>
           <w:p>
@@ -281,7 +206,7 @@
                 <w:i w:val="0"/>
                 <w:sz w:val="18"/>
               </w:rPr>
-              <w:t>• [C10_endorsement_missing] Endorsement sentence was already present.</w:t>
+              <w:t>• [C6] LW-1 must be the complainant, not the IO.</w:t>
             </w:r>
           </w:p>
           <w:p>
@@ -295,7 +220,7 @@
                 <w:i/>
                 <w:sz w:val="18"/>
               </w:rPr>
-              <w:t>Audit checks: C1=PASS, C2=PASS, C3=PASS, C4=PASS, C5=PASS, C6=PASS, C7=PASS, C8=PASS, C9=PASS, C10=PASS, C11=PASS, C12=PASS, C13=PASS</w:t>
+              <w:t>Audit checks: C1=PASS, C2=PASS, C3=PASS, C4=PASS, C5=PASS, C6=FIXED, C7=PASS, C8=PASS, C9=PASS, C10=PASS, C11=PASS, C12=PASS, C13=PASS</w:t>
             </w:r>
           </w:p>
         </w:tc>
@@ -1372,7 +1297,7 @@
                 <w:i w:val="0"/>
                 <w:sz w:val="20"/>
               </w:rPr>
-              <w:t>Sri. Srinivas Karni, S/o Karni Thimmaiah, Age: 40 years, Caste: Madiga, Occ: Private Employee, R/o House No 1-00, Madhawar, Makthal, Narayanpet, Telangana, Ph.9440655712</w:t>
+              <w:t>Sri. Srinivas Karni, S/o Karni Thimmaiah, Age: 40 years, Caste: Madiga, Occ: Private Employee, R/o House No 1-00, Madhawar, Makthal, NARAYANPET, TELANGANA, Ph.9440655712</w:t>
             </w:r>
           </w:p>
         </w:tc>
@@ -2254,7 +2179,7 @@
                 <w:i w:val="0"/>
                 <w:sz w:val="20"/>
               </w:rPr>
-              <w:t>Sri. Srinivas Karni, S/o Karni Thimmaiah, Age: 40 years, Caste: Madiga, Occ: Private Employee, R/o House No 1-00, Madhawar, Makthal, Narayanpet, Telangana, Ph.9440655712</w:t>
+              <w:t>Sri. Srinivas Karni, S/o Karni Thimmaiah, Age: 40 years, Caste: Madiga, Occ: Private Employee, R/o House No 1-00, Madhawar, Makthal, NARAYANPET, TELANGANA, Ph.9440655712</w:t>
             </w:r>
           </w:p>
         </w:tc>
@@ -2584,7 +2509,7 @@
                 <w:i w:val="0"/>
                 <w:sz w:val="20"/>
               </w:rPr>
-              <w:t>Sri. Yeddula Bhagyalakshmi Reddy, Sub Inspector of Police</w:t>
+              <w:t>Sri. Y. Bhagyalakshmi Reddy, Sub Inspector of Police</w:t>
             </w:r>
           </w:p>
         </w:tc>
@@ -3059,7 +2984,7 @@
           <w:i w:val="0"/>
           <w:sz w:val="22"/>
         </w:rPr>
-        <w:t>The brief facts of the case are that on 15.09.2025 at 10:00 hours, complainant Sri. Srinivas Karni S/o Karni Thimmaiah, Age: 40 years, Caste: Madiga, Occ: Private Employee, R/o House No 1-00, Madhawar, Makthal, Narayanpet, Telangana, Ph.9440655712 came to Makthal PS and lodged a Telugu written petition in which he stated that on 09.09.2025 at 11:00 hours he came to Society Office, Makthal for urea and took information about urea. While returning on his bike on 09.09.2025 at 11:40 hours before the office on NH-167 a tourist bus belonging to HRIDDY TOURS AND TRAVELS br.no.AR01T-7055 its driver overtaking a lorry beside it in a rash and negligent manner dashed his bike by which he received severe bleeding injury to his left leg. He took treatment in the hospital so came today to lodge petition. Hence, requested to take necessary legal action as per law.</w:t>
+        <w:t>The brief facts of the case are that on 15.09.2025 at 10:00 hours, complainant Sri. Srinivas Karni S/o Karni Thimmaiah, Age: 40 years, Caste: Madiga, Occ: Private Employee, R/o House No 1-00, Madhawar, Makthal, Ph.9440655712 came to Makthal PS and lodged a Telugu written petition in which he stated that on 09.09.2025 at 11:00 hours he came to Society Office, Makthal for urea and took information about urea. While returning on his bike on 09.09.2025 at 11:40 hours before the office on NH-167 a tourist bus belonging to HRIDDY TOURS AND TRAVELS br.no.AR01T-7055 its driver overtaking a lorry beside it in a rash and negligent manner dashed his bike by which he received severe bleeding injury to his left leg. He took treatment in the hospital so came today to lodge petition. Hence, requested to take necessary legal action as per law.</w:t>
       </w:r>
     </w:p>
     <w:p>
@@ -3074,7 +2999,7 @@
           <w:i w:val="0"/>
           <w:sz w:val="22"/>
         </w:rPr>
-        <w:t>As per the contents of the above complaint, LW-4 Yeddula Bhagyalakshmi Reddy, Sub-Inspector of Police, PS Makthal registered a Case in Cr.No.249/2025 U/s 125(a) BNS against the accused. The said case was endorsed to LW-5 B. Balaram, HC 693, PS Makthal, for further investigation U/s 125(a) BNS, and he took up the investigation.</w:t>
+        <w:t>As per the contents of the above complaint, LW-4 Y. Bhagyalakshmi Reddy, Sub-Inspector of Police, Makthal PS registered a Case in Cr.No.249/2025 U/s 125(a) BNS against the accused. The said case was endorsed to LW-5 B. Balaram, HC 693, PS Makthal, for further investigation U/s 125(a) BNS, and he took up the investigation.</w:t>
       </w:r>
     </w:p>
     <w:p>
@@ -3089,7 +3014,7 @@
           <w:i w:val="0"/>
           <w:sz w:val="22"/>
         </w:rPr>
-        <w:t>During the course of investigation, LW-5 examined and recorded the statement of LW-1 to LW-3 U/s 180(3) of BNSS and incorporated the same in Part-II CD at the Police Station, and sent them to the hospital for treatment and for issuance of wound certificate.</w:t>
+        <w:t>During the course of investigation, LW-5 examined and recorded the statement of LW-1 to LW-3 U/s 180(3) of BNSS and incorporated the same in Part-II CD at the Police Station, and sent them to Government Hospital, Makthal, for treatment and for issuance of wound certificate.</w:t>
       </w:r>
     </w:p>
     <w:p>
@@ -3119,7 +3044,7 @@
           <w:i w:val="0"/>
           <w:sz w:val="22"/>
         </w:rPr>
-        <w:t>While efforts were in progress, on 15.09.2025 at 10:00 hours, accused persons A1 (as mentioned in Column No. 11 of this charge sheet) surrendered before LW-5 at Makthal PS in connection with this offence. LW-5 served notices U/s 35(3) BNSS to A1, informing them of the allegations and directing them to appear for inquiry on or before 15.09.2025 between 10:00 and 12:00 hours.</w:t>
+        <w:t>While efforts were in progress, on 15.09.2025 at 10:00 hours, accused persons A1 (as mentioned in Column No. 11 of this charge sheet) surrendered before LW-5 at Makthal PS in connection with this offence. LW-5 served notices U/s 35(3) BNSS to A1, informing them of the allegations and directing them to appear for inquiry on or before 15.09.2025 between 10:00 and 17:00 hours.</w:t>
       </w:r>
     </w:p>
     <w:p>
@@ -3149,7 +3074,7 @@
           <w:i w:val="0"/>
           <w:sz w:val="22"/>
         </w:rPr>
-        <w:t>LW-5 received the medical certificate from LW-2 Dr. Gudise Rama Krishna, who treated the injured persons LW-1. In the certificate, he opined that the injuries sustained by LW-1 are "simple in nature".</w:t>
+        <w:t>LW-5 received the medical certificate from LW-2 Dr. Gudise Rama Krishna, Government Hospital, Makthal, who treated the injured persons LW-1. In the certificate, he opined that the injuries sustained by LW-1 are "simple in nature".</w:t>
       </w:r>
     </w:p>
     <w:p>
@@ -3164,7 +3089,7 @@
           <w:i w:val="0"/>
           <w:sz w:val="22"/>
         </w:rPr>
-        <w:t>The evidence collected during the investigation, it is well established that LW-1 Srinivas Karni is the complainant and the injured party, resident of Madhawar, who came to PS Makthal on 15.09.2025 at 10:00 hrs. LW-2 Gudise Rama Krishna and LW-3 Karne Balraj are eyewitnesses to the incident. LW-4 Yeddula Bhagyalakshmi Reddy is the first Investigating Officer. LW-5 B. Balaram is the Investigating Officer who filed this charge sheet. The accused A1 Driver of bus br.no.AR01T-7055 overtook a lorry in a rash and negligent manner and dashed the complainant's bike, causing injuries. Thus, the accused A1 committed offences punishable under Sections 125(a) BNS.</w:t>
+        <w:t>The evidence collected during the investigation, it is well established that LW-1 Srinivas Karni is the complainant and the injured party, resident of Madhawar, who came to PS Makthal on 15.09.2025 at 10:00 hrs. LW-2 Gudise Rama Krishna and LW-3 Karne Balraj are eyewitnesses to the incident. LW-4 Y. Bhagyalakshmi Reddy is the first Investigating Officer. LW-5 B. Balaram is the Investigating Officer who filed this charge sheet. The accused A1 Driver of bus br.no.AR01T-7055 drove the bus in a rash and negligent manner, overtaking a lorry and causing injury to LW-1. Thus, the accused A1 committed offences punishable under Sections 125(a) BNS.</w:t>
       </w:r>
     </w:p>
     <w:p>
